--- a/templates/exam_import_template_table_annotated.docx
+++ b/templates/exam_import_template_table_annotated.docx
@@ -30,7 +30,7 @@
     </w:p>
     <w:tbl>
       <w:tblPr>
-        <w:tblW w:w="13608" w:type="dxa"/>
+        <w:tblW w:w="9200" w:type="dxa"/>
         <w:tblInd w:w="10" w:type="dxa"/>
         <w:tblBorders>
           <w:top w:val="single" w:sz="6" w:space="0" w:color="94A3B8"/>
@@ -49,7 +49,7 @@
       <w:tblGrid>
         <w:gridCol w:w="420"/>
         <w:gridCol w:w="6202"/>
-        <w:gridCol w:w="6986"/>
+        <w:gridCol w:w="4298"/>
       </w:tblGrid>
       <w:tr>
         <w:tblPrEx>
@@ -80,7 +80,7 @@
         </w:tc>
         <w:tc>
           <w:tcPr>
-            <w:tcW w:w="6202" w:type="dxa"/>
+            <w:tcW w:w="0" w:type="auto"/>
             <w:shd w:val="clear" w:color="auto" w:fill="1E3A8A"/>
           </w:tcPr>
           <w:p>
@@ -100,7 +100,7 @@
         </w:tc>
         <w:tc>
           <w:tcPr>
-            <w:tcW w:w="6986" w:type="dxa"/>
+            <w:tcW w:w="0" w:type="auto"/>
             <w:shd w:val="clear" w:color="auto" w:fill="1E3A8A"/>
           </w:tcPr>
           <w:p>
@@ -157,7 +157,7 @@
         </w:tc>
         <w:tc>
           <w:tcPr>
-            <w:tcW w:w="6202" w:type="dxa"/>
+            <w:tcW w:w="0" w:type="auto"/>
           </w:tcPr>
           <w:p>
             <w:proofErr w:type="spellStart"/>
@@ -177,7 +177,7 @@
         </w:tc>
         <w:tc>
           <w:tcPr>
-            <w:tcW w:w="6986" w:type="dxa"/>
+            <w:tcW w:w="0" w:type="auto"/>
           </w:tcPr>
           <w:p>
             <w:proofErr w:type="spellStart"/>
@@ -266,7 +266,7 @@
         </w:tc>
         <w:tc>
           <w:tcPr>
-            <w:tcW w:w="6202" w:type="dxa"/>
+            <w:tcW w:w="0" w:type="auto"/>
           </w:tcPr>
           <w:p>
             <w:proofErr w:type="spellStart"/>
@@ -294,7 +294,7 @@
         </w:tc>
         <w:tc>
           <w:tcPr>
-            <w:tcW w:w="6986" w:type="dxa"/>
+            <w:tcW w:w="0" w:type="auto"/>
           </w:tcPr>
           <w:p>
             <w:r>
@@ -342,10 +342,10 @@
     </w:tbl>
     <w:p/>
     <w:sectPr>
-      <w:pgSz w:w="16838" w:h="11906" w:orient="landscape"/>
+      <w:pgSz w:w="11906" w:h="16838"/>
       <w:pgMar w:top="1440" w:right="1440" w:bottom="1440" w:left="1440" w:header="708" w:footer="708" w:gutter="0"/>
       <w:cols w:space="708"/>
-      <w:docGrid w:linePitch="435"/>
+      <w:docGrid w:linePitch="360"/>
     </w:sectPr>
   </w:body>
 </w:document>
